--- a/docs/DOCUMENTATION.docx
+++ b/docs/DOCUMENTATION.docx
@@ -4226,15 +4226,7 @@
           <w:kern w:val="0"/>
           <w14:ligatures w14:val="none"/>
         </w:rPr>
-        <w:t>Probability provides a mathe</w:t>
-      </w:r>
-      <w:r>
-        <w:rPr>
-          <w:rFonts w:ascii="Times New Roman" w:eastAsia="Times New Roman" w:hAnsi="Times New Roman" w:cs="Times New Roman"/>
-          <w:kern w:val="0"/>
-          <w14:ligatures w14:val="none"/>
-        </w:rPr>
-        <w:t>matical way of representing uncertainty. In the emergency department model, uncertainties include patient arrival times, priority levels, and treatment duration. A random variable converts an uncertain outcome into a numerical value.</w:t>
+        <w:t>Probability provides a mathematical way of representing uncertainty. In the emergency department model, uncertainties include patient arrival times, priority levels, and treatment duration. A random variable converts an uncertain outcome into a numerical value.</w:t>
       </w:r>
     </w:p>
     <w:p>
@@ -4837,7 +4829,6 @@
       <w:r>
         <w:rPr>
           <w:rFonts w:ascii="Times New Roman" w:eastAsia="Times New Roman" w:hAnsi="Times New Roman" w:cs="Times New Roman"/>
-          <w:noProof/>
           <w:kern w:val="0"/>
           <w14:ligatures w14:val="none"/>
         </w:rPr>
@@ -4913,7 +4904,6 @@
       <w:r>
         <w:rPr>
           <w:rFonts w:ascii="Times New Roman" w:eastAsia="Times New Roman" w:hAnsi="Times New Roman" w:cs="Times New Roman"/>
-          <w:noProof/>
           <w:kern w:val="0"/>
           <w14:ligatures w14:val="none"/>
         </w:rPr>
@@ -5051,15 +5041,7 @@
           <w:kern w:val="0"/>
           <w14:ligatures w14:val="none"/>
         </w:rPr>
-        <w:t>λ = effective patient arrival or th</w:t>
-      </w:r>
-      <w:r>
-        <w:rPr>
-          <w:rFonts w:ascii="Times New Roman" w:eastAsia="Times New Roman" w:hAnsi="Times New Roman" w:cs="Times New Roman"/>
-          <w:kern w:val="0"/>
-          <w14:ligatures w14:val="none"/>
-        </w:rPr>
-        <w:t xml:space="preserve">roughput rate </w:t>
+        <w:t xml:space="preserve">λ = effective patient arrival or throughput rate </w:t>
       </w:r>
     </w:p>
     <w:p>
@@ -5148,7 +5130,6 @@
       <w:r>
         <w:rPr>
           <w:rFonts w:ascii="Times New Roman" w:eastAsia="Times New Roman" w:hAnsi="Times New Roman" w:cs="Times New Roman"/>
-          <w:noProof/>
           <w:kern w:val="0"/>
           <w14:ligatures w14:val="none"/>
         </w:rPr>
@@ -5805,25 +5786,7 @@
           <w:kern w:val="0"/>
           <w14:ligatures w14:val="none"/>
         </w:rPr>
-        <w:t xml:space="preserve">First, set up a model and pick main output to predict and find variable inputs that cause uncertainty. Then define the distribution, assigning realistic value ranges and probability rules to each input using past data. After running random trials and calculating an outcome over and over, review the compiled results to see average expectations, best and </w:t>
-      </w:r>
-      <w:proofErr w:type="spellStart"/>
-      <w:r>
-        <w:rPr>
-          <w:rFonts w:ascii="Times New Roman" w:eastAsia="Times New Roman" w:hAnsi="Times New Roman" w:cs="Times New Roman"/>
-          <w:kern w:val="0"/>
-          <w14:ligatures w14:val="none"/>
-        </w:rPr>
-        <w:t>worse case</w:t>
-      </w:r>
-      <w:proofErr w:type="spellEnd"/>
-      <w:r>
-        <w:rPr>
-          <w:rFonts w:ascii="Times New Roman" w:eastAsia="Times New Roman" w:hAnsi="Times New Roman" w:cs="Times New Roman"/>
-          <w:kern w:val="0"/>
-          <w14:ligatures w14:val="none"/>
-        </w:rPr>
-        <w:t xml:space="preserve"> scenarios. </w:t>
+        <w:t xml:space="preserve">First, set up a model and pick main output to predict and find variable inputs that cause uncertainty. Then define the distribution, assigning realistic value ranges and probability rules to each input using past data. After running random trials and calculating an outcome over and over, review the compiled results to see average expectations, best and worse case scenarios. </w:t>
       </w:r>
     </w:p>
     <w:p>
@@ -6386,43 +6349,7 @@
           <w:kern w:val="0"/>
           <w14:ligatures w14:val="none"/>
         </w:rPr>
-        <w:t xml:space="preserve">, identifying </w:t>
-      </w:r>
-      <w:proofErr w:type="spellStart"/>
-      <w:r>
-        <w:rPr>
-          <w:rFonts w:ascii="Times New Roman" w:eastAsia="Times New Roman" w:hAnsi="Times New Roman" w:cs="Times New Roman"/>
-          <w:kern w:val="0"/>
-          <w14:ligatures w14:val="none"/>
-        </w:rPr>
-        <w:t>trade offs</w:t>
-      </w:r>
-      <w:proofErr w:type="spellEnd"/>
-      <w:r>
-        <w:rPr>
-          <w:rFonts w:ascii="Times New Roman" w:eastAsia="Times New Roman" w:hAnsi="Times New Roman" w:cs="Times New Roman"/>
-          <w:kern w:val="0"/>
-          <w14:ligatures w14:val="none"/>
-        </w:rPr>
-        <w:t xml:space="preserve"> and tests whether performance </w:t>
-      </w:r>
-      <w:proofErr w:type="spellStart"/>
-      <w:r>
-        <w:rPr>
-          <w:rFonts w:ascii="Times New Roman" w:eastAsia="Times New Roman" w:hAnsi="Times New Roman" w:cs="Times New Roman"/>
-          <w:kern w:val="0"/>
-          <w14:ligatures w14:val="none"/>
-        </w:rPr>
-        <w:t>targes</w:t>
-      </w:r>
-      <w:proofErr w:type="spellEnd"/>
-      <w:r>
-        <w:rPr>
-          <w:rFonts w:ascii="Times New Roman" w:eastAsia="Times New Roman" w:hAnsi="Times New Roman" w:cs="Times New Roman"/>
-          <w:kern w:val="0"/>
-          <w14:ligatures w14:val="none"/>
-        </w:rPr>
-        <w:t xml:space="preserve"> are feasible.</w:t>
+        <w:t>, identifying trade offs and tests whether performance targes are feasible.</w:t>
       </w:r>
     </w:p>
     <w:p>
@@ -9661,7 +9588,6 @@
           <w:kern w:val="0"/>
           <w:sz w:val="36"/>
           <w:szCs w:val="36"/>
-          <w:lang w:val="fr-FR"/>
           <w14:ligatures w14:val="none"/>
         </w:rPr>
       </w:pPr>
@@ -9673,146 +9599,78 @@
           <w:kern w:val="0"/>
           <w:sz w:val="36"/>
           <w:szCs w:val="36"/>
-          <w:lang w:val="fr-FR"/>
-          <w14:ligatures w14:val="none"/>
-        </w:rPr>
-        <w:t xml:space="preserve">5.6 Performance </w:t>
-      </w:r>
-      <w:proofErr w:type="spellStart"/>
-      <w:r>
-        <w:rPr>
-          <w:rFonts w:ascii="Times New Roman" w:eastAsia="Times New Roman" w:hAnsi="Times New Roman" w:cs="Times New Roman"/>
-          <w:b/>
-          <w:bCs/>
-          <w:kern w:val="0"/>
-          <w:sz w:val="36"/>
-          <w:szCs w:val="36"/>
-          <w:lang w:val="fr-FR"/>
-          <w14:ligatures w14:val="none"/>
-        </w:rPr>
-        <w:t>Metrics</w:t>
-      </w:r>
-      <w:proofErr w:type="spellEnd"/>
-    </w:p>
-    <w:p>
-      <w:pPr>
-        <w:spacing w:before="100" w:beforeAutospacing="1" w:after="100" w:afterAutospacing="1" w:line="240" w:lineRule="auto"/>
-        <w:rPr>
-          <w:rFonts w:ascii="Times New Roman" w:eastAsia="Times New Roman" w:hAnsi="Times New Roman" w:cs="Times New Roman"/>
-          <w:kern w:val="0"/>
-          <w:lang w:val="fr-FR"/>
-          <w14:ligatures w14:val="none"/>
-        </w:rPr>
-      </w:pPr>
-      <w:proofErr w:type="spellStart"/>
-      <w:r>
-        <w:rPr>
-          <w:rFonts w:ascii="Times New Roman" w:eastAsia="Times New Roman" w:hAnsi="Times New Roman" w:cs="Times New Roman"/>
-          <w:kern w:val="0"/>
-          <w:lang w:val="fr-FR"/>
-          <w14:ligatures w14:val="none"/>
-        </w:rPr>
-        <w:t>Average</w:t>
-      </w:r>
-      <w:proofErr w:type="spellEnd"/>
-      <w:r>
-        <w:rPr>
-          <w:rFonts w:ascii="Times New Roman" w:eastAsia="Times New Roman" w:hAnsi="Times New Roman" w:cs="Times New Roman"/>
-          <w:kern w:val="0"/>
-          <w:lang w:val="fr-FR"/>
-          <w14:ligatures w14:val="none"/>
-        </w:rPr>
-        <w:t xml:space="preserve"> </w:t>
-      </w:r>
-      <w:proofErr w:type="spellStart"/>
-      <w:r>
-        <w:rPr>
-          <w:rFonts w:ascii="Times New Roman" w:eastAsia="Times New Roman" w:hAnsi="Times New Roman" w:cs="Times New Roman"/>
-          <w:kern w:val="0"/>
-          <w:lang w:val="fr-FR"/>
-          <w14:ligatures w14:val="none"/>
-        </w:rPr>
-        <w:t>wait</w:t>
-      </w:r>
-      <w:proofErr w:type="spellEnd"/>
-    </w:p>
-    <w:p>
-      <w:pPr>
-        <w:spacing w:before="100" w:beforeAutospacing="1" w:after="100" w:afterAutospacing="1" w:line="240" w:lineRule="auto"/>
-        <w:rPr>
-          <w:rFonts w:ascii="Times New Roman" w:eastAsia="Times New Roman" w:hAnsi="Times New Roman" w:cs="Times New Roman"/>
-          <w:kern w:val="0"/>
-          <w:lang w:val="fr-FR"/>
-          <w14:ligatures w14:val="none"/>
-        </w:rPr>
-      </w:pPr>
-      <w:r>
-        <w:rPr>
-          <w:rFonts w:ascii="Times New Roman" w:eastAsia="Times New Roman" w:hAnsi="Times New Roman" w:cs="Times New Roman"/>
-          <w:kern w:val="0"/>
-          <w:lang w:val="fr-FR"/>
-          <w14:ligatures w14:val="none"/>
-        </w:rPr>
-        <w:t xml:space="preserve">Maximum </w:t>
-      </w:r>
-      <w:proofErr w:type="spellStart"/>
-      <w:r>
-        <w:rPr>
-          <w:rFonts w:ascii="Times New Roman" w:eastAsia="Times New Roman" w:hAnsi="Times New Roman" w:cs="Times New Roman"/>
-          <w:kern w:val="0"/>
-          <w:lang w:val="fr-FR"/>
-          <w14:ligatures w14:val="none"/>
-        </w:rPr>
-        <w:t>wait</w:t>
-      </w:r>
-      <w:proofErr w:type="spellEnd"/>
-    </w:p>
-    <w:p>
-      <w:pPr>
-        <w:spacing w:before="100" w:beforeAutospacing="1" w:after="100" w:afterAutospacing="1" w:line="240" w:lineRule="auto"/>
-        <w:rPr>
-          <w:rFonts w:ascii="Times New Roman" w:eastAsia="Times New Roman" w:hAnsi="Times New Roman" w:cs="Times New Roman"/>
-          <w:kern w:val="0"/>
-          <w:lang w:val="fr-FR"/>
-          <w14:ligatures w14:val="none"/>
-        </w:rPr>
-      </w:pPr>
-      <w:r>
-        <w:rPr>
-          <w:rFonts w:ascii="Times New Roman" w:eastAsia="Times New Roman" w:hAnsi="Times New Roman" w:cs="Times New Roman"/>
-          <w:kern w:val="0"/>
-          <w:lang w:val="fr-FR"/>
-          <w14:ligatures w14:val="none"/>
-        </w:rPr>
-        <w:t xml:space="preserve">Queue </w:t>
-      </w:r>
-      <w:proofErr w:type="spellStart"/>
-      <w:r>
-        <w:rPr>
-          <w:rFonts w:ascii="Times New Roman" w:eastAsia="Times New Roman" w:hAnsi="Times New Roman" w:cs="Times New Roman"/>
-          <w:kern w:val="0"/>
-          <w:lang w:val="fr-FR"/>
-          <w14:ligatures w14:val="none"/>
-        </w:rPr>
-        <w:t>length</w:t>
-      </w:r>
-      <w:proofErr w:type="spellEnd"/>
-    </w:p>
-    <w:p>
-      <w:pPr>
-        <w:spacing w:before="100" w:beforeAutospacing="1" w:after="100" w:afterAutospacing="1" w:line="240" w:lineRule="auto"/>
-        <w:rPr>
-          <w:rFonts w:ascii="Times New Roman" w:eastAsia="Times New Roman" w:hAnsi="Times New Roman" w:cs="Times New Roman"/>
-          <w:kern w:val="0"/>
-          <w:lang w:val="fr-FR"/>
-          <w14:ligatures w14:val="none"/>
-        </w:rPr>
-      </w:pPr>
-      <w:r>
-        <w:rPr>
-          <w:rFonts w:ascii="Times New Roman" w:eastAsia="Times New Roman" w:hAnsi="Times New Roman" w:cs="Times New Roman"/>
-          <w:kern w:val="0"/>
-          <w:lang w:val="fr-FR"/>
+          <w14:ligatures w14:val="none"/>
+        </w:rPr>
+        <w:t>5.6 Performance Metrics</w:t>
+      </w:r>
+    </w:p>
+    <w:p>
+      <w:pPr>
+        <w:spacing w:before="100" w:beforeAutospacing="1" w:after="100" w:afterAutospacing="1" w:line="240" w:lineRule="auto"/>
+        <w:rPr>
+          <w:rFonts w:ascii="Times New Roman" w:eastAsia="Times New Roman" w:hAnsi="Times New Roman" w:cs="Times New Roman"/>
+          <w:kern w:val="0"/>
+          <w14:ligatures w14:val="none"/>
+        </w:rPr>
+      </w:pPr>
+      <w:r>
+        <w:rPr>
+          <w:rFonts w:ascii="Times New Roman" w:eastAsia="Times New Roman" w:hAnsi="Times New Roman" w:cs="Times New Roman"/>
+          <w:kern w:val="0"/>
+          <w14:ligatures w14:val="none"/>
+        </w:rPr>
+        <w:t>Average wait</w:t>
+      </w:r>
+    </w:p>
+    <w:p>
+      <w:pPr>
+        <w:spacing w:before="100" w:beforeAutospacing="1" w:after="100" w:afterAutospacing="1" w:line="240" w:lineRule="auto"/>
+        <w:rPr>
+          <w:rFonts w:ascii="Times New Roman" w:eastAsia="Times New Roman" w:hAnsi="Times New Roman" w:cs="Times New Roman"/>
+          <w:kern w:val="0"/>
+          <w14:ligatures w14:val="none"/>
+        </w:rPr>
+      </w:pPr>
+      <w:r>
+        <w:rPr>
+          <w:rFonts w:ascii="Times New Roman" w:eastAsia="Times New Roman" w:hAnsi="Times New Roman" w:cs="Times New Roman"/>
+          <w:kern w:val="0"/>
+          <w14:ligatures w14:val="none"/>
+        </w:rPr>
+        <w:t>Maximum wait</w:t>
+      </w:r>
+    </w:p>
+    <w:p>
+      <w:pPr>
+        <w:spacing w:before="100" w:beforeAutospacing="1" w:after="100" w:afterAutospacing="1" w:line="240" w:lineRule="auto"/>
+        <w:rPr>
+          <w:rFonts w:ascii="Times New Roman" w:eastAsia="Times New Roman" w:hAnsi="Times New Roman" w:cs="Times New Roman"/>
+          <w:kern w:val="0"/>
+          <w14:ligatures w14:val="none"/>
+        </w:rPr>
+      </w:pPr>
+      <w:r>
+        <w:rPr>
+          <w:rFonts w:ascii="Times New Roman" w:eastAsia="Times New Roman" w:hAnsi="Times New Roman" w:cs="Times New Roman"/>
+          <w:kern w:val="0"/>
+          <w14:ligatures w14:val="none"/>
+        </w:rPr>
+        <w:t>Queue length</w:t>
+      </w:r>
+    </w:p>
+    <w:p>
+      <w:pPr>
+        <w:spacing w:before="100" w:beforeAutospacing="1" w:after="100" w:afterAutospacing="1" w:line="240" w:lineRule="auto"/>
+        <w:rPr>
+          <w:rFonts w:ascii="Times New Roman" w:eastAsia="Times New Roman" w:hAnsi="Times New Roman" w:cs="Times New Roman"/>
+          <w:kern w:val="0"/>
+          <w14:ligatures w14:val="none"/>
+        </w:rPr>
+      </w:pPr>
+      <w:r>
+        <w:rPr>
+          <w:rFonts w:ascii="Times New Roman" w:eastAsia="Times New Roman" w:hAnsi="Times New Roman" w:cs="Times New Roman"/>
+          <w:kern w:val="0"/>
           <w14:ligatures w14:val="none"/>
         </w:rPr>
         <w:t>Utilisation</w:t>
@@ -9949,20 +9807,452 @@
     </w:p>
     <w:p>
       <w:pPr>
-        <w:spacing w:before="100" w:beforeAutospacing="1" w:after="100" w:afterAutospacing="1" w:line="240" w:lineRule="auto"/>
-        <w:rPr>
-          <w:rFonts w:ascii="Times New Roman" w:eastAsia="Times New Roman" w:hAnsi="Times New Roman" w:cs="Times New Roman"/>
-          <w:kern w:val="0"/>
-          <w14:ligatures w14:val="none"/>
-        </w:rPr>
-      </w:pPr>
-      <w:r>
-        <w:rPr>
-          <w:rFonts w:ascii="Times New Roman" w:eastAsia="Times New Roman" w:hAnsi="Times New Roman" w:cs="Times New Roman"/>
-          <w:kern w:val="0"/>
-          <w14:ligatures w14:val="none"/>
-        </w:rPr>
-        <w:t>Explain algorithm</w:t>
+        <w:spacing w:after="0" w:line="240" w:lineRule="auto"/>
+        <w:rPr>
+          <w:rFonts w:ascii="Times New Roman" w:eastAsia="Times New Roman" w:hAnsi="Times New Roman" w:cs="Times New Roman"/>
+          <w:kern w:val="0"/>
+          <w14:ligatures w14:val="none"/>
+        </w:rPr>
+      </w:pPr>
+      <w:r>
+        <w:rPr>
+          <w:rFonts w:ascii="Times New Roman" w:eastAsia="Times New Roman" w:hAnsi="Times New Roman" w:cs="Times New Roman"/>
+          <w:kern w:val="0"/>
+          <w14:ligatures w14:val="none"/>
+        </w:rPr>
+        <w:t>source/models/patient.py</w:t>
+      </w:r>
+    </w:p>
+    <w:p>
+      <w:pPr>
+        <w:spacing w:after="0" w:line="240" w:lineRule="auto"/>
+        <w:rPr>
+          <w:rFonts w:ascii="Times New Roman" w:eastAsia="Times New Roman" w:hAnsi="Times New Roman" w:cs="Times New Roman"/>
+          <w:kern w:val="0"/>
+          <w14:ligatures w14:val="none"/>
+        </w:rPr>
+      </w:pPr>
+    </w:p>
+    <w:p>
+      <w:pPr>
+        <w:spacing w:after="0" w:line="240" w:lineRule="auto"/>
+        <w:rPr>
+          <w:rFonts w:ascii="Times New Roman" w:eastAsia="Times New Roman" w:hAnsi="Times New Roman" w:cs="Times New Roman"/>
+          <w:kern w:val="0"/>
+          <w14:ligatures w14:val="none"/>
+        </w:rPr>
+      </w:pPr>
+    </w:p>
+    <w:p>
+      <w:pPr>
+        <w:spacing w:after="0" w:line="240" w:lineRule="auto"/>
+        <w:rPr>
+          <w:rFonts w:ascii="Times New Roman" w:eastAsia="Times New Roman" w:hAnsi="Times New Roman" w:cs="Times New Roman"/>
+          <w:kern w:val="0"/>
+          <w14:ligatures w14:val="none"/>
+        </w:rPr>
+      </w:pPr>
+    </w:p>
+    <w:p>
+      <w:pPr>
+        <w:spacing w:after="0" w:line="240" w:lineRule="auto"/>
+        <w:rPr>
+          <w:rFonts w:ascii="Times New Roman" w:eastAsia="Times New Roman" w:hAnsi="Times New Roman" w:cs="Times New Roman"/>
+          <w:b/>
+          <w:bCs/>
+          <w:kern w:val="0"/>
+          <w14:ligatures w14:val="none"/>
+        </w:rPr>
+      </w:pPr>
+      <w:r>
+        <w:rPr>
+          <w:rFonts w:ascii="Times New Roman" w:eastAsia="Times New Roman" w:hAnsi="Times New Roman" w:cs="Times New Roman"/>
+          <w:b/>
+          <w:bCs/>
+          <w:kern w:val="0"/>
+          <w14:ligatures w14:val="none"/>
+        </w:rPr>
+        <w:t>Testing</w:t>
+      </w:r>
+    </w:p>
+    <w:p>
+      <w:pPr>
+        <w:spacing w:after="0" w:line="240" w:lineRule="auto"/>
+        <w:rPr>
+          <w:rFonts w:ascii="Times New Roman" w:eastAsia="Times New Roman" w:hAnsi="Times New Roman" w:cs="Times New Roman"/>
+          <w:b/>
+          <w:bCs/>
+          <w:kern w:val="0"/>
+          <w14:ligatures w14:val="none"/>
+        </w:rPr>
+      </w:pPr>
+    </w:p>
+    <w:p>
+      <w:pPr>
+        <w:spacing w:after="0" w:line="240" w:lineRule="auto"/>
+        <w:rPr>
+          <w:rFonts w:ascii="Times New Roman" w:eastAsia="Times New Roman" w:hAnsi="Times New Roman" w:cs="Times New Roman"/>
+          <w:b/>
+          <w:bCs/>
+          <w:kern w:val="0"/>
+          <w14:ligatures w14:val="none"/>
+        </w:rPr>
+      </w:pPr>
+    </w:p>
+    <w:p>
+      <w:pPr>
+        <w:spacing w:after="0" w:line="240" w:lineRule="auto"/>
+        <w:rPr>
+          <w:rFonts w:ascii="Times New Roman" w:eastAsia="Times New Roman" w:hAnsi="Times New Roman" w:cs="Times New Roman"/>
+          <w:kern w:val="0"/>
+          <w14:ligatures w14:val="none"/>
+        </w:rPr>
+      </w:pPr>
+      <w:r>
+        <w:rPr>
+          <w:rFonts w:ascii="Times New Roman" w:eastAsia="Times New Roman" w:hAnsi="Times New Roman" w:cs="Times New Roman"/>
+          <w:kern w:val="0"/>
+          <w14:ligatures w14:val="none"/>
+        </w:rPr>
+        <w:t xml:space="preserve">Manually testing </w:t>
+      </w:r>
+      <w:r>
+        <w:rPr>
+          <w:rFonts w:ascii="Times New Roman" w:eastAsia="Times New Roman" w:hAnsi="Times New Roman" w:cs="Times New Roman"/>
+          <w:kern w:val="0"/>
+          <w14:ligatures w14:val="none"/>
+        </w:rPr>
+        <w:t>Patient class</w:t>
+      </w:r>
+    </w:p>
+    <w:p>
+      <w:pPr>
+        <w:spacing w:after="0" w:line="240" w:lineRule="auto"/>
+        <w:rPr>
+          <w:rFonts w:ascii="Times New Roman" w:eastAsia="Times New Roman" w:hAnsi="Times New Roman" w:cs="Times New Roman"/>
+          <w:kern w:val="0"/>
+          <w14:ligatures w14:val="none"/>
+        </w:rPr>
+      </w:pPr>
+    </w:p>
+    <w:p>
+      <w:pPr>
+        <w:spacing w:after="0" w:line="240" w:lineRule="auto"/>
+        <w:rPr>
+          <w:rFonts w:ascii="Times New Roman" w:eastAsia="Times New Roman" w:hAnsi="Times New Roman" w:cs="Times New Roman"/>
+          <w:kern w:val="0"/>
+          <w14:ligatures w14:val="none"/>
+        </w:rPr>
+      </w:pPr>
+      <w:r>
+        <w:rPr>
+          <w:rFonts w:ascii="Times New Roman" w:eastAsia="Times New Roman" w:hAnsi="Times New Roman" w:cs="Times New Roman"/>
+          <w:kern w:val="0"/>
+          <w14:ligatures w14:val="none"/>
+        </w:rPr>
+        <w:t>Input</w:t>
+      </w:r>
+    </w:p>
+    <w:p>
+      <w:pPr>
+        <w:spacing w:after="0" w:line="240" w:lineRule="auto"/>
+        <w:rPr>
+          <w:rFonts w:ascii="Times New Roman" w:eastAsia="Times New Roman" w:hAnsi="Times New Roman" w:cs="Times New Roman"/>
+          <w:kern w:val="0"/>
+          <w14:ligatures w14:val="none"/>
+        </w:rPr>
+      </w:pPr>
+      <w:r>
+        <w:rPr>
+          <w:rFonts w:ascii="Times New Roman" w:eastAsia="Times New Roman" w:hAnsi="Times New Roman" w:cs="Times New Roman"/>
+          <w:kern w:val="0"/>
+          <w14:ligatures w14:val="none"/>
+        </w:rPr>
+        <w:drawing>
+          <wp:inline distT="0" distB="0" distL="0" distR="0" wp14:anchorId="1CF71C24" wp14:editId="7B9C5F7B">
+            <wp:extent cx="2553195" cy="1699942"/>
+            <wp:effectExtent l="0" t="0" r="0" b="0"/>
+            <wp:docPr id="183062770" name="Picture 1"/>
+            <wp:cNvGraphicFramePr>
+              <a:graphicFrameLocks xmlns:a="http://schemas.openxmlformats.org/drawingml/2006/main" noChangeAspect="1"/>
+            </wp:cNvGraphicFramePr>
+            <a:graphic xmlns:a="http://schemas.openxmlformats.org/drawingml/2006/main">
+              <a:graphicData uri="http://schemas.openxmlformats.org/drawingml/2006/picture">
+                <pic:pic xmlns:pic="http://schemas.openxmlformats.org/drawingml/2006/picture">
+                  <pic:nvPicPr>
+                    <pic:cNvPr id="183062770" name=""/>
+                    <pic:cNvPicPr/>
+                  </pic:nvPicPr>
+                  <pic:blipFill>
+                    <a:blip r:embed="rId8"/>
+                    <a:stretch>
+                      <a:fillRect/>
+                    </a:stretch>
+                  </pic:blipFill>
+                  <pic:spPr>
+                    <a:xfrm>
+                      <a:off x="0" y="0"/>
+                      <a:ext cx="2557710" cy="1702948"/>
+                    </a:xfrm>
+                    <a:prstGeom prst="rect">
+                      <a:avLst/>
+                    </a:prstGeom>
+                  </pic:spPr>
+                </pic:pic>
+              </a:graphicData>
+            </a:graphic>
+          </wp:inline>
+        </w:drawing>
+      </w:r>
+    </w:p>
+    <w:p>
+      <w:pPr>
+        <w:spacing w:after="0" w:line="240" w:lineRule="auto"/>
+        <w:rPr>
+          <w:rFonts w:ascii="Times New Roman" w:eastAsia="Times New Roman" w:hAnsi="Times New Roman" w:cs="Times New Roman"/>
+          <w:kern w:val="0"/>
+          <w14:ligatures w14:val="none"/>
+        </w:rPr>
+      </w:pPr>
+    </w:p>
+    <w:p>
+      <w:pPr>
+        <w:spacing w:after="0" w:line="240" w:lineRule="auto"/>
+        <w:rPr>
+          <w:rFonts w:ascii="Times New Roman" w:eastAsia="Times New Roman" w:hAnsi="Times New Roman" w:cs="Times New Roman"/>
+          <w:kern w:val="0"/>
+          <w14:ligatures w14:val="none"/>
+        </w:rPr>
+      </w:pPr>
+      <w:r>
+        <w:rPr>
+          <w:rFonts w:ascii="Times New Roman" w:eastAsia="Times New Roman" w:hAnsi="Times New Roman" w:cs="Times New Roman"/>
+          <w:kern w:val="0"/>
+          <w14:ligatures w14:val="none"/>
+        </w:rPr>
+        <w:t>Output</w:t>
+      </w:r>
+    </w:p>
+    <w:p>
+      <w:pPr>
+        <w:spacing w:after="0" w:line="240" w:lineRule="auto"/>
+        <w:rPr>
+          <w:rFonts w:ascii="Times New Roman" w:eastAsia="Times New Roman" w:hAnsi="Times New Roman" w:cs="Times New Roman"/>
+          <w:kern w:val="0"/>
+          <w14:ligatures w14:val="none"/>
+        </w:rPr>
+      </w:pPr>
+      <w:r>
+        <w:rPr>
+          <w:rFonts w:ascii="Times New Roman" w:eastAsia="Times New Roman" w:hAnsi="Times New Roman" w:cs="Times New Roman"/>
+          <w:kern w:val="0"/>
+          <w14:ligatures w14:val="none"/>
+        </w:rPr>
+        <w:drawing>
+          <wp:inline distT="0" distB="0" distL="0" distR="0" wp14:anchorId="6356D374" wp14:editId="67797377">
+            <wp:extent cx="5731510" cy="240665"/>
+            <wp:effectExtent l="0" t="0" r="2540" b="6985"/>
+            <wp:docPr id="320803578" name="Picture 1"/>
+            <wp:cNvGraphicFramePr>
+              <a:graphicFrameLocks xmlns:a="http://schemas.openxmlformats.org/drawingml/2006/main" noChangeAspect="1"/>
+            </wp:cNvGraphicFramePr>
+            <a:graphic xmlns:a="http://schemas.openxmlformats.org/drawingml/2006/main">
+              <a:graphicData uri="http://schemas.openxmlformats.org/drawingml/2006/picture">
+                <pic:pic xmlns:pic="http://schemas.openxmlformats.org/drawingml/2006/picture">
+                  <pic:nvPicPr>
+                    <pic:cNvPr id="320803578" name=""/>
+                    <pic:cNvPicPr/>
+                  </pic:nvPicPr>
+                  <pic:blipFill>
+                    <a:blip r:embed="rId9"/>
+                    <a:stretch>
+                      <a:fillRect/>
+                    </a:stretch>
+                  </pic:blipFill>
+                  <pic:spPr>
+                    <a:xfrm>
+                      <a:off x="0" y="0"/>
+                      <a:ext cx="5731510" cy="240665"/>
+                    </a:xfrm>
+                    <a:prstGeom prst="rect">
+                      <a:avLst/>
+                    </a:prstGeom>
+                  </pic:spPr>
+                </pic:pic>
+              </a:graphicData>
+            </a:graphic>
+          </wp:inline>
+        </w:drawing>
+      </w:r>
+    </w:p>
+    <w:p>
+      <w:pPr>
+        <w:spacing w:after="0" w:line="240" w:lineRule="auto"/>
+        <w:rPr>
+          <w:rFonts w:ascii="Times New Roman" w:eastAsia="Times New Roman" w:hAnsi="Times New Roman" w:cs="Times New Roman"/>
+          <w:kern w:val="0"/>
+          <w14:ligatures w14:val="none"/>
+        </w:rPr>
+      </w:pPr>
+    </w:p>
+    <w:p>
+      <w:pPr>
+        <w:spacing w:after="0" w:line="240" w:lineRule="auto"/>
+        <w:rPr>
+          <w:rFonts w:ascii="Times New Roman" w:eastAsia="Times New Roman" w:hAnsi="Times New Roman" w:cs="Times New Roman"/>
+          <w:kern w:val="0"/>
+          <w14:ligatures w14:val="none"/>
+        </w:rPr>
+      </w:pPr>
+    </w:p>
+    <w:p>
+      <w:pPr>
+        <w:spacing w:after="0" w:line="240" w:lineRule="auto"/>
+        <w:rPr>
+          <w:rFonts w:ascii="Times New Roman" w:eastAsia="Times New Roman" w:hAnsi="Times New Roman" w:cs="Times New Roman"/>
+          <w:kern w:val="0"/>
+          <w14:ligatures w14:val="none"/>
+        </w:rPr>
+      </w:pPr>
+      <w:r>
+        <w:rPr>
+          <w:rFonts w:ascii="Times New Roman" w:eastAsia="Times New Roman" w:hAnsi="Times New Roman" w:cs="Times New Roman"/>
+          <w:kern w:val="0"/>
+          <w14:ligatures w14:val="none"/>
+        </w:rPr>
+        <w:t>Input</w:t>
+      </w:r>
+    </w:p>
+    <w:p>
+      <w:pPr>
+        <w:spacing w:after="0" w:line="240" w:lineRule="auto"/>
+        <w:rPr>
+          <w:rFonts w:ascii="Times New Roman" w:eastAsia="Times New Roman" w:hAnsi="Times New Roman" w:cs="Times New Roman"/>
+          <w:kern w:val="0"/>
+          <w14:ligatures w14:val="none"/>
+        </w:rPr>
+      </w:pPr>
+      <w:r>
+        <w:rPr>
+          <w:rFonts w:ascii="Times New Roman" w:eastAsia="Times New Roman" w:hAnsi="Times New Roman" w:cs="Times New Roman"/>
+          <w:kern w:val="0"/>
+          <w14:ligatures w14:val="none"/>
+        </w:rPr>
+        <w:drawing>
+          <wp:inline distT="0" distB="0" distL="0" distR="0" wp14:anchorId="10690ABF" wp14:editId="72B4FF18">
+            <wp:extent cx="2256692" cy="1676400"/>
+            <wp:effectExtent l="0" t="0" r="0" b="0"/>
+            <wp:docPr id="2039387986" name="Picture 1"/>
+            <wp:cNvGraphicFramePr>
+              <a:graphicFrameLocks xmlns:a="http://schemas.openxmlformats.org/drawingml/2006/main" noChangeAspect="1"/>
+            </wp:cNvGraphicFramePr>
+            <a:graphic xmlns:a="http://schemas.openxmlformats.org/drawingml/2006/main">
+              <a:graphicData uri="http://schemas.openxmlformats.org/drawingml/2006/picture">
+                <pic:pic xmlns:pic="http://schemas.openxmlformats.org/drawingml/2006/picture">
+                  <pic:nvPicPr>
+                    <pic:cNvPr id="2039387986" name=""/>
+                    <pic:cNvPicPr/>
+                  </pic:nvPicPr>
+                  <pic:blipFill>
+                    <a:blip r:embed="rId10"/>
+                    <a:stretch>
+                      <a:fillRect/>
+                    </a:stretch>
+                  </pic:blipFill>
+                  <pic:spPr>
+                    <a:xfrm>
+                      <a:off x="0" y="0"/>
+                      <a:ext cx="2262331" cy="1680589"/>
+                    </a:xfrm>
+                    <a:prstGeom prst="rect">
+                      <a:avLst/>
+                    </a:prstGeom>
+                  </pic:spPr>
+                </pic:pic>
+              </a:graphicData>
+            </a:graphic>
+          </wp:inline>
+        </w:drawing>
+      </w:r>
+    </w:p>
+    <w:p>
+      <w:pPr>
+        <w:spacing w:after="0" w:line="240" w:lineRule="auto"/>
+        <w:rPr>
+          <w:rFonts w:ascii="Times New Roman" w:eastAsia="Times New Roman" w:hAnsi="Times New Roman" w:cs="Times New Roman"/>
+          <w:kern w:val="0"/>
+          <w14:ligatures w14:val="none"/>
+        </w:rPr>
+      </w:pPr>
+    </w:p>
+    <w:p>
+      <w:pPr>
+        <w:spacing w:after="0" w:line="240" w:lineRule="auto"/>
+        <w:rPr>
+          <w:rFonts w:ascii="Times New Roman" w:eastAsia="Times New Roman" w:hAnsi="Times New Roman" w:cs="Times New Roman"/>
+          <w:kern w:val="0"/>
+          <w14:ligatures w14:val="none"/>
+        </w:rPr>
+      </w:pPr>
+      <w:r>
+        <w:rPr>
+          <w:rFonts w:ascii="Times New Roman" w:eastAsia="Times New Roman" w:hAnsi="Times New Roman" w:cs="Times New Roman"/>
+          <w:kern w:val="0"/>
+          <w14:ligatures w14:val="none"/>
+        </w:rPr>
+        <w:t>Output</w:t>
+      </w:r>
+    </w:p>
+    <w:p>
+      <w:pPr>
+        <w:spacing w:after="0" w:line="240" w:lineRule="auto"/>
+        <w:rPr>
+          <w:rFonts w:ascii="Times New Roman" w:eastAsia="Times New Roman" w:hAnsi="Times New Roman" w:cs="Times New Roman"/>
+          <w:kern w:val="0"/>
+          <w14:ligatures w14:val="none"/>
+        </w:rPr>
+      </w:pPr>
+      <w:r>
+        <w:rPr>
+          <w:rFonts w:ascii="Times New Roman" w:eastAsia="Times New Roman" w:hAnsi="Times New Roman" w:cs="Times New Roman"/>
+          <w:kern w:val="0"/>
+          <w14:ligatures w14:val="none"/>
+        </w:rPr>
+        <w:drawing>
+          <wp:inline distT="0" distB="0" distL="0" distR="0" wp14:anchorId="08929F4A" wp14:editId="5EB1E196">
+            <wp:extent cx="3514725" cy="623040"/>
+            <wp:effectExtent l="0" t="0" r="0" b="5715"/>
+            <wp:docPr id="31689893" name="Picture 1"/>
+            <wp:cNvGraphicFramePr>
+              <a:graphicFrameLocks xmlns:a="http://schemas.openxmlformats.org/drawingml/2006/main" noChangeAspect="1"/>
+            </wp:cNvGraphicFramePr>
+            <a:graphic xmlns:a="http://schemas.openxmlformats.org/drawingml/2006/main">
+              <a:graphicData uri="http://schemas.openxmlformats.org/drawingml/2006/picture">
+                <pic:pic xmlns:pic="http://schemas.openxmlformats.org/drawingml/2006/picture">
+                  <pic:nvPicPr>
+                    <pic:cNvPr id="31689893" name=""/>
+                    <pic:cNvPicPr/>
+                  </pic:nvPicPr>
+                  <pic:blipFill>
+                    <a:blip r:embed="rId11"/>
+                    <a:stretch>
+                      <a:fillRect/>
+                    </a:stretch>
+                  </pic:blipFill>
+                  <pic:spPr>
+                    <a:xfrm>
+                      <a:off x="0" y="0"/>
+                      <a:ext cx="3527809" cy="625359"/>
+                    </a:xfrm>
+                    <a:prstGeom prst="rect">
+                      <a:avLst/>
+                    </a:prstGeom>
+                  </pic:spPr>
+                </pic:pic>
+              </a:graphicData>
+            </a:graphic>
+          </wp:inline>
+        </w:drawing>
       </w:r>
     </w:p>
     <w:p>
@@ -10043,6 +10333,7 @@
           <w:rFonts w:ascii="Times New Roman" w:eastAsia="Times New Roman" w:hAnsi="Times New Roman" w:cs="Times New Roman"/>
           <w:kern w:val="0"/>
         </w:rPr>
+        <w:lastRenderedPageBreak/>
         <w:pict w14:anchorId="13469190">
           <v:rect id="_x0000_i1049" alt="" style="width:451.3pt;height:.05pt;mso-width-percent:0;mso-height-percent:0;mso-width-percent:0;mso-height-percent:0" o:hralign="center" o:hrstd="t" o:hr="t" fillcolor="#a0a0a0" stroked="f"/>
         </w:pict>
@@ -10418,7 +10709,6 @@
           <w:kern w:val="0"/>
           <w14:ligatures w14:val="none"/>
         </w:rPr>
-        <w:lastRenderedPageBreak/>
         <w:t>Describe project layout.</w:t>
       </w:r>
     </w:p>
@@ -10519,6 +10809,7 @@
           <w:kern w:val="0"/>
           <w14:ligatures w14:val="none"/>
         </w:rPr>
+        <w:lastRenderedPageBreak/>
         <w:t>Methods</w:t>
       </w:r>
     </w:p>
@@ -10913,7 +11204,6 @@
           <w:szCs w:val="36"/>
           <w14:ligatures w14:val="none"/>
         </w:rPr>
-        <w:lastRenderedPageBreak/>
         <w:t>8.5 Weekend Surge</w:t>
       </w:r>
     </w:p>
@@ -11023,6 +11313,7 @@
           <w:rFonts w:ascii="Times New Roman" w:eastAsia="Times New Roman" w:hAnsi="Times New Roman" w:cs="Times New Roman"/>
           <w:kern w:val="0"/>
         </w:rPr>
+        <w:lastRenderedPageBreak/>
         <w:pict w14:anchorId="718282DB">
           <v:rect id="_x0000_i1064" alt="" style="width:451.3pt;height:.05pt;mso-width-percent:0;mso-height-percent:0;mso-width-percent:0;mso-height-percent:0" o:hralign="center" o:hrstd="t" o:hr="t" fillcolor="#a0a0a0" stroked="f"/>
         </w:pict>
@@ -11396,7 +11687,6 @@
           <w:kern w:val="0"/>
           <w14:ligatures w14:val="none"/>
         </w:rPr>
-        <w:lastRenderedPageBreak/>
         <w:t>Strengths</w:t>
       </w:r>
     </w:p>
@@ -11497,6 +11787,7 @@
           <w:szCs w:val="48"/>
           <w14:ligatures w14:val="none"/>
         </w:rPr>
+        <w:lastRenderedPageBreak/>
         <w:t>12. Future Improvements</w:t>
       </w:r>
     </w:p>
@@ -11859,7 +12150,6 @@
           <w:kern w:val="0"/>
           <w14:ligatures w14:val="none"/>
         </w:rPr>
-        <w:lastRenderedPageBreak/>
         <w:t>NHS reports</w:t>
       </w:r>
     </w:p>
@@ -11942,6 +12232,7 @@
           <w:kern w:val="0"/>
           <w14:ligatures w14:val="none"/>
         </w:rPr>
+        <w:lastRenderedPageBreak/>
         <w:t>Equations</w:t>
       </w:r>
     </w:p>
@@ -12366,9 +12657,9 @@
     </w:lvl>
   </w:abstractNum>
   <w:abstractNum w:abstractNumId="2" w15:restartNumberingAfterBreak="0">
-    <w:nsid w:val="1DB84CDA"/>
+    <w:nsid w:val="154365EC"/>
     <w:multiLevelType w:val="multilevel"/>
-    <w:tmpl w:val="1D44FCEE"/>
+    <w:tmpl w:val="949CC75C"/>
     <w:lvl w:ilvl="0">
       <w:start w:val="1"/>
       <w:numFmt w:val="bullet"/>
@@ -12515,9 +12806,9 @@
     </w:lvl>
   </w:abstractNum>
   <w:abstractNum w:abstractNumId="3" w15:restartNumberingAfterBreak="0">
-    <w:nsid w:val="1F071855"/>
+    <w:nsid w:val="1DB84CDA"/>
     <w:multiLevelType w:val="multilevel"/>
-    <w:tmpl w:val="646AD75A"/>
+    <w:tmpl w:val="1D44FCEE"/>
     <w:lvl w:ilvl="0">
       <w:start w:val="1"/>
       <w:numFmt w:val="bullet"/>
@@ -12664,9 +12955,9 @@
     </w:lvl>
   </w:abstractNum>
   <w:abstractNum w:abstractNumId="4" w15:restartNumberingAfterBreak="0">
-    <w:nsid w:val="27A22567"/>
+    <w:nsid w:val="1F071855"/>
     <w:multiLevelType w:val="multilevel"/>
-    <w:tmpl w:val="3192389E"/>
+    <w:tmpl w:val="646AD75A"/>
     <w:lvl w:ilvl="0">
       <w:start w:val="1"/>
       <w:numFmt w:val="bullet"/>
@@ -12813,9 +13104,9 @@
     </w:lvl>
   </w:abstractNum>
   <w:abstractNum w:abstractNumId="5" w15:restartNumberingAfterBreak="0">
-    <w:nsid w:val="29461C05"/>
+    <w:nsid w:val="27A22567"/>
     <w:multiLevelType w:val="multilevel"/>
-    <w:tmpl w:val="5F5CDE36"/>
+    <w:tmpl w:val="3192389E"/>
     <w:lvl w:ilvl="0">
       <w:start w:val="1"/>
       <w:numFmt w:val="bullet"/>
@@ -12962,300 +13253,9 @@
     </w:lvl>
   </w:abstractNum>
   <w:abstractNum w:abstractNumId="6" w15:restartNumberingAfterBreak="0">
-    <w:nsid w:val="2A023D8E"/>
-    <w:multiLevelType w:val="hybridMultilevel"/>
-    <w:tmpl w:val="DF64B858"/>
-    <w:lvl w:ilvl="0" w:tplc="0809000F">
-      <w:start w:val="1"/>
-      <w:numFmt w:val="decimal"/>
-      <w:lvlText w:val="%1."/>
-      <w:lvlJc w:val="left"/>
-      <w:pPr>
-        <w:ind w:left="720" w:hanging="360"/>
-      </w:pPr>
-      <w:rPr>
-        <w:rFonts w:hint="default"/>
-      </w:rPr>
-    </w:lvl>
-    <w:lvl w:ilvl="1" w:tplc="08090019">
-      <w:start w:val="1"/>
-      <w:numFmt w:val="lowerLetter"/>
-      <w:lvlText w:val="%2."/>
-      <w:lvlJc w:val="left"/>
-      <w:pPr>
-        <w:ind w:left="1440" w:hanging="360"/>
-      </w:pPr>
-    </w:lvl>
-    <w:lvl w:ilvl="2" w:tplc="0809001B" w:tentative="1">
-      <w:start w:val="1"/>
-      <w:numFmt w:val="lowerRoman"/>
-      <w:lvlText w:val="%3."/>
-      <w:lvlJc w:val="right"/>
-      <w:pPr>
-        <w:ind w:left="2160" w:hanging="180"/>
-      </w:pPr>
-    </w:lvl>
-    <w:lvl w:ilvl="3" w:tplc="0809000F" w:tentative="1">
-      <w:start w:val="1"/>
-      <w:numFmt w:val="decimal"/>
-      <w:lvlText w:val="%4."/>
-      <w:lvlJc w:val="left"/>
-      <w:pPr>
-        <w:ind w:left="2880" w:hanging="360"/>
-      </w:pPr>
-    </w:lvl>
-    <w:lvl w:ilvl="4" w:tplc="08090019" w:tentative="1">
-      <w:start w:val="1"/>
-      <w:numFmt w:val="lowerLetter"/>
-      <w:lvlText w:val="%5."/>
-      <w:lvlJc w:val="left"/>
-      <w:pPr>
-        <w:ind w:left="3600" w:hanging="360"/>
-      </w:pPr>
-    </w:lvl>
-    <w:lvl w:ilvl="5" w:tplc="0809001B" w:tentative="1">
-      <w:start w:val="1"/>
-      <w:numFmt w:val="lowerRoman"/>
-      <w:lvlText w:val="%6."/>
-      <w:lvlJc w:val="right"/>
-      <w:pPr>
-        <w:ind w:left="4320" w:hanging="180"/>
-      </w:pPr>
-    </w:lvl>
-    <w:lvl w:ilvl="6" w:tplc="0809000F" w:tentative="1">
-      <w:start w:val="1"/>
-      <w:numFmt w:val="decimal"/>
-      <w:lvlText w:val="%7."/>
-      <w:lvlJc w:val="left"/>
-      <w:pPr>
-        <w:ind w:left="5040" w:hanging="360"/>
-      </w:pPr>
-    </w:lvl>
-    <w:lvl w:ilvl="7" w:tplc="08090019" w:tentative="1">
-      <w:start w:val="1"/>
-      <w:numFmt w:val="lowerLetter"/>
-      <w:lvlText w:val="%8."/>
-      <w:lvlJc w:val="left"/>
-      <w:pPr>
-        <w:ind w:left="5760" w:hanging="360"/>
-      </w:pPr>
-    </w:lvl>
-    <w:lvl w:ilvl="8" w:tplc="0809001B" w:tentative="1">
-      <w:start w:val="1"/>
-      <w:numFmt w:val="lowerRoman"/>
-      <w:lvlText w:val="%9."/>
-      <w:lvlJc w:val="right"/>
-      <w:pPr>
-        <w:ind w:left="6480" w:hanging="180"/>
-      </w:pPr>
-    </w:lvl>
-  </w:abstractNum>
-  <w:abstractNum w:abstractNumId="7" w15:restartNumberingAfterBreak="0">
-    <w:nsid w:val="2A7865F0"/>
-    <w:multiLevelType w:val="hybridMultilevel"/>
-    <w:tmpl w:val="623C1840"/>
-    <w:lvl w:ilvl="0" w:tplc="0809000F">
-      <w:start w:val="1"/>
-      <w:numFmt w:val="decimal"/>
-      <w:lvlText w:val="%1."/>
-      <w:lvlJc w:val="left"/>
-      <w:pPr>
-        <w:ind w:left="720" w:hanging="360"/>
-      </w:pPr>
-      <w:rPr>
-        <w:rFonts w:hint="default"/>
-      </w:rPr>
-    </w:lvl>
-    <w:lvl w:ilvl="1" w:tplc="08090019">
-      <w:start w:val="1"/>
-      <w:numFmt w:val="lowerLetter"/>
-      <w:lvlText w:val="%2."/>
-      <w:lvlJc w:val="left"/>
-      <w:pPr>
-        <w:ind w:left="1440" w:hanging="360"/>
-      </w:pPr>
-    </w:lvl>
-    <w:lvl w:ilvl="2" w:tplc="0809001B">
-      <w:start w:val="1"/>
-      <w:numFmt w:val="lowerRoman"/>
-      <w:lvlText w:val="%3."/>
-      <w:lvlJc w:val="right"/>
-      <w:pPr>
-        <w:ind w:left="2160" w:hanging="180"/>
-      </w:pPr>
-    </w:lvl>
-    <w:lvl w:ilvl="3" w:tplc="0809000F" w:tentative="1">
-      <w:start w:val="1"/>
-      <w:numFmt w:val="decimal"/>
-      <w:lvlText w:val="%4."/>
-      <w:lvlJc w:val="left"/>
-      <w:pPr>
-        <w:ind w:left="2880" w:hanging="360"/>
-      </w:pPr>
-    </w:lvl>
-    <w:lvl w:ilvl="4" w:tplc="08090019" w:tentative="1">
-      <w:start w:val="1"/>
-      <w:numFmt w:val="lowerLetter"/>
-      <w:lvlText w:val="%5."/>
-      <w:lvlJc w:val="left"/>
-      <w:pPr>
-        <w:ind w:left="3600" w:hanging="360"/>
-      </w:pPr>
-    </w:lvl>
-    <w:lvl w:ilvl="5" w:tplc="0809001B" w:tentative="1">
-      <w:start w:val="1"/>
-      <w:numFmt w:val="lowerRoman"/>
-      <w:lvlText w:val="%6."/>
-      <w:lvlJc w:val="right"/>
-      <w:pPr>
-        <w:ind w:left="4320" w:hanging="180"/>
-      </w:pPr>
-    </w:lvl>
-    <w:lvl w:ilvl="6" w:tplc="0809000F" w:tentative="1">
-      <w:start w:val="1"/>
-      <w:numFmt w:val="decimal"/>
-      <w:lvlText w:val="%7."/>
-      <w:lvlJc w:val="left"/>
-      <w:pPr>
-        <w:ind w:left="5040" w:hanging="360"/>
-      </w:pPr>
-    </w:lvl>
-    <w:lvl w:ilvl="7" w:tplc="08090019" w:tentative="1">
-      <w:start w:val="1"/>
-      <w:numFmt w:val="lowerLetter"/>
-      <w:lvlText w:val="%8."/>
-      <w:lvlJc w:val="left"/>
-      <w:pPr>
-        <w:ind w:left="5760" w:hanging="360"/>
-      </w:pPr>
-    </w:lvl>
-    <w:lvl w:ilvl="8" w:tplc="0809001B" w:tentative="1">
-      <w:start w:val="1"/>
-      <w:numFmt w:val="lowerRoman"/>
-      <w:lvlText w:val="%9."/>
-      <w:lvlJc w:val="right"/>
-      <w:pPr>
-        <w:ind w:left="6480" w:hanging="180"/>
-      </w:pPr>
-    </w:lvl>
-  </w:abstractNum>
-  <w:abstractNum w:abstractNumId="8" w15:restartNumberingAfterBreak="0">
-    <w:nsid w:val="3B0279A5"/>
-    <w:multiLevelType w:val="hybridMultilevel"/>
-    <w:tmpl w:val="B10C8AD4"/>
-    <w:lvl w:ilvl="0" w:tplc="2E445EBC">
-      <w:start w:val="1"/>
-      <w:numFmt w:val="bullet"/>
-      <w:lvlText w:val="-"/>
-      <w:lvlJc w:val="left"/>
-      <w:pPr>
-        <w:ind w:left="720" w:hanging="360"/>
-      </w:pPr>
-      <w:rPr>
-        <w:rFonts w:ascii="Times New Roman" w:eastAsia="Times New Roman" w:hAnsi="Times New Roman" w:cs="Times New Roman" w:hint="default"/>
-      </w:rPr>
-    </w:lvl>
-    <w:lvl w:ilvl="1" w:tplc="08090003">
-      <w:start w:val="1"/>
-      <w:numFmt w:val="bullet"/>
-      <w:lvlText w:val="o"/>
-      <w:lvlJc w:val="left"/>
-      <w:pPr>
-        <w:ind w:left="1440" w:hanging="360"/>
-      </w:pPr>
-      <w:rPr>
-        <w:rFonts w:ascii="Courier New" w:hAnsi="Courier New" w:cs="Courier New" w:hint="default"/>
-      </w:rPr>
-    </w:lvl>
-    <w:lvl w:ilvl="2" w:tplc="08090005" w:tentative="1">
-      <w:start w:val="1"/>
-      <w:numFmt w:val="bullet"/>
-      <w:lvlText w:val=""/>
-      <w:lvlJc w:val="left"/>
-      <w:pPr>
-        <w:ind w:left="2160" w:hanging="360"/>
-      </w:pPr>
-      <w:rPr>
-        <w:rFonts w:ascii="Wingdings" w:hAnsi="Wingdings" w:hint="default"/>
-      </w:rPr>
-    </w:lvl>
-    <w:lvl w:ilvl="3" w:tplc="08090001" w:tentative="1">
-      <w:start w:val="1"/>
-      <w:numFmt w:val="bullet"/>
-      <w:lvlText w:val=""/>
-      <w:lvlJc w:val="left"/>
-      <w:pPr>
-        <w:ind w:left="2880" w:hanging="360"/>
-      </w:pPr>
-      <w:rPr>
-        <w:rFonts w:ascii="Symbol" w:hAnsi="Symbol" w:hint="default"/>
-      </w:rPr>
-    </w:lvl>
-    <w:lvl w:ilvl="4" w:tplc="08090003" w:tentative="1">
-      <w:start w:val="1"/>
-      <w:numFmt w:val="bullet"/>
-      <w:lvlText w:val="o"/>
-      <w:lvlJc w:val="left"/>
-      <w:pPr>
-        <w:ind w:left="3600" w:hanging="360"/>
-      </w:pPr>
-      <w:rPr>
-        <w:rFonts w:ascii="Courier New" w:hAnsi="Courier New" w:cs="Courier New" w:hint="default"/>
-      </w:rPr>
-    </w:lvl>
-    <w:lvl w:ilvl="5" w:tplc="08090005" w:tentative="1">
-      <w:start w:val="1"/>
-      <w:numFmt w:val="bullet"/>
-      <w:lvlText w:val=""/>
-      <w:lvlJc w:val="left"/>
-      <w:pPr>
-        <w:ind w:left="4320" w:hanging="360"/>
-      </w:pPr>
-      <w:rPr>
-        <w:rFonts w:ascii="Wingdings" w:hAnsi="Wingdings" w:hint="default"/>
-      </w:rPr>
-    </w:lvl>
-    <w:lvl w:ilvl="6" w:tplc="08090001" w:tentative="1">
-      <w:start w:val="1"/>
-      <w:numFmt w:val="bullet"/>
-      <w:lvlText w:val=""/>
-      <w:lvlJc w:val="left"/>
-      <w:pPr>
-        <w:ind w:left="5040" w:hanging="360"/>
-      </w:pPr>
-      <w:rPr>
-        <w:rFonts w:ascii="Symbol" w:hAnsi="Symbol" w:hint="default"/>
-      </w:rPr>
-    </w:lvl>
-    <w:lvl w:ilvl="7" w:tplc="08090003" w:tentative="1">
-      <w:start w:val="1"/>
-      <w:numFmt w:val="bullet"/>
-      <w:lvlText w:val="o"/>
-      <w:lvlJc w:val="left"/>
-      <w:pPr>
-        <w:ind w:left="5760" w:hanging="360"/>
-      </w:pPr>
-      <w:rPr>
-        <w:rFonts w:ascii="Courier New" w:hAnsi="Courier New" w:cs="Courier New" w:hint="default"/>
-      </w:rPr>
-    </w:lvl>
-    <w:lvl w:ilvl="8" w:tplc="08090005" w:tentative="1">
-      <w:start w:val="1"/>
-      <w:numFmt w:val="bullet"/>
-      <w:lvlText w:val=""/>
-      <w:lvlJc w:val="left"/>
-      <w:pPr>
-        <w:ind w:left="6480" w:hanging="360"/>
-      </w:pPr>
-      <w:rPr>
-        <w:rFonts w:ascii="Wingdings" w:hAnsi="Wingdings" w:hint="default"/>
-      </w:rPr>
-    </w:lvl>
-  </w:abstractNum>
-  <w:abstractNum w:abstractNumId="9" w15:restartNumberingAfterBreak="0">
-    <w:nsid w:val="568C13CA"/>
+    <w:nsid w:val="29461C05"/>
     <w:multiLevelType w:val="multilevel"/>
-    <w:tmpl w:val="C32AB718"/>
+    <w:tmpl w:val="5F5CDE36"/>
     <w:lvl w:ilvl="0">
       <w:start w:val="1"/>
       <w:numFmt w:val="bullet"/>
@@ -13401,10 +13401,301 @@
       </w:rPr>
     </w:lvl>
   </w:abstractNum>
+  <w:abstractNum w:abstractNumId="7" w15:restartNumberingAfterBreak="0">
+    <w:nsid w:val="2A023D8E"/>
+    <w:multiLevelType w:val="hybridMultilevel"/>
+    <w:tmpl w:val="DF64B858"/>
+    <w:lvl w:ilvl="0" w:tplc="0809000F">
+      <w:start w:val="1"/>
+      <w:numFmt w:val="decimal"/>
+      <w:lvlText w:val="%1."/>
+      <w:lvlJc w:val="left"/>
+      <w:pPr>
+        <w:ind w:left="720" w:hanging="360"/>
+      </w:pPr>
+      <w:rPr>
+        <w:rFonts w:hint="default"/>
+      </w:rPr>
+    </w:lvl>
+    <w:lvl w:ilvl="1" w:tplc="08090019">
+      <w:start w:val="1"/>
+      <w:numFmt w:val="lowerLetter"/>
+      <w:lvlText w:val="%2."/>
+      <w:lvlJc w:val="left"/>
+      <w:pPr>
+        <w:ind w:left="1440" w:hanging="360"/>
+      </w:pPr>
+    </w:lvl>
+    <w:lvl w:ilvl="2" w:tplc="0809001B" w:tentative="1">
+      <w:start w:val="1"/>
+      <w:numFmt w:val="lowerRoman"/>
+      <w:lvlText w:val="%3."/>
+      <w:lvlJc w:val="right"/>
+      <w:pPr>
+        <w:ind w:left="2160" w:hanging="180"/>
+      </w:pPr>
+    </w:lvl>
+    <w:lvl w:ilvl="3" w:tplc="0809000F" w:tentative="1">
+      <w:start w:val="1"/>
+      <w:numFmt w:val="decimal"/>
+      <w:lvlText w:val="%4."/>
+      <w:lvlJc w:val="left"/>
+      <w:pPr>
+        <w:ind w:left="2880" w:hanging="360"/>
+      </w:pPr>
+    </w:lvl>
+    <w:lvl w:ilvl="4" w:tplc="08090019" w:tentative="1">
+      <w:start w:val="1"/>
+      <w:numFmt w:val="lowerLetter"/>
+      <w:lvlText w:val="%5."/>
+      <w:lvlJc w:val="left"/>
+      <w:pPr>
+        <w:ind w:left="3600" w:hanging="360"/>
+      </w:pPr>
+    </w:lvl>
+    <w:lvl w:ilvl="5" w:tplc="0809001B" w:tentative="1">
+      <w:start w:val="1"/>
+      <w:numFmt w:val="lowerRoman"/>
+      <w:lvlText w:val="%6."/>
+      <w:lvlJc w:val="right"/>
+      <w:pPr>
+        <w:ind w:left="4320" w:hanging="180"/>
+      </w:pPr>
+    </w:lvl>
+    <w:lvl w:ilvl="6" w:tplc="0809000F" w:tentative="1">
+      <w:start w:val="1"/>
+      <w:numFmt w:val="decimal"/>
+      <w:lvlText w:val="%7."/>
+      <w:lvlJc w:val="left"/>
+      <w:pPr>
+        <w:ind w:left="5040" w:hanging="360"/>
+      </w:pPr>
+    </w:lvl>
+    <w:lvl w:ilvl="7" w:tplc="08090019" w:tentative="1">
+      <w:start w:val="1"/>
+      <w:numFmt w:val="lowerLetter"/>
+      <w:lvlText w:val="%8."/>
+      <w:lvlJc w:val="left"/>
+      <w:pPr>
+        <w:ind w:left="5760" w:hanging="360"/>
+      </w:pPr>
+    </w:lvl>
+    <w:lvl w:ilvl="8" w:tplc="0809001B" w:tentative="1">
+      <w:start w:val="1"/>
+      <w:numFmt w:val="lowerRoman"/>
+      <w:lvlText w:val="%9."/>
+      <w:lvlJc w:val="right"/>
+      <w:pPr>
+        <w:ind w:left="6480" w:hanging="180"/>
+      </w:pPr>
+    </w:lvl>
+  </w:abstractNum>
+  <w:abstractNum w:abstractNumId="8" w15:restartNumberingAfterBreak="0">
+    <w:nsid w:val="2A7865F0"/>
+    <w:multiLevelType w:val="hybridMultilevel"/>
+    <w:tmpl w:val="623C1840"/>
+    <w:lvl w:ilvl="0" w:tplc="0809000F">
+      <w:start w:val="1"/>
+      <w:numFmt w:val="decimal"/>
+      <w:lvlText w:val="%1."/>
+      <w:lvlJc w:val="left"/>
+      <w:pPr>
+        <w:ind w:left="720" w:hanging="360"/>
+      </w:pPr>
+      <w:rPr>
+        <w:rFonts w:hint="default"/>
+      </w:rPr>
+    </w:lvl>
+    <w:lvl w:ilvl="1" w:tplc="08090019">
+      <w:start w:val="1"/>
+      <w:numFmt w:val="lowerLetter"/>
+      <w:lvlText w:val="%2."/>
+      <w:lvlJc w:val="left"/>
+      <w:pPr>
+        <w:ind w:left="1440" w:hanging="360"/>
+      </w:pPr>
+    </w:lvl>
+    <w:lvl w:ilvl="2" w:tplc="0809001B">
+      <w:start w:val="1"/>
+      <w:numFmt w:val="lowerRoman"/>
+      <w:lvlText w:val="%3."/>
+      <w:lvlJc w:val="right"/>
+      <w:pPr>
+        <w:ind w:left="2160" w:hanging="180"/>
+      </w:pPr>
+    </w:lvl>
+    <w:lvl w:ilvl="3" w:tplc="0809000F" w:tentative="1">
+      <w:start w:val="1"/>
+      <w:numFmt w:val="decimal"/>
+      <w:lvlText w:val="%4."/>
+      <w:lvlJc w:val="left"/>
+      <w:pPr>
+        <w:ind w:left="2880" w:hanging="360"/>
+      </w:pPr>
+    </w:lvl>
+    <w:lvl w:ilvl="4" w:tplc="08090019" w:tentative="1">
+      <w:start w:val="1"/>
+      <w:numFmt w:val="lowerLetter"/>
+      <w:lvlText w:val="%5."/>
+      <w:lvlJc w:val="left"/>
+      <w:pPr>
+        <w:ind w:left="3600" w:hanging="360"/>
+      </w:pPr>
+    </w:lvl>
+    <w:lvl w:ilvl="5" w:tplc="0809001B" w:tentative="1">
+      <w:start w:val="1"/>
+      <w:numFmt w:val="lowerRoman"/>
+      <w:lvlText w:val="%6."/>
+      <w:lvlJc w:val="right"/>
+      <w:pPr>
+        <w:ind w:left="4320" w:hanging="180"/>
+      </w:pPr>
+    </w:lvl>
+    <w:lvl w:ilvl="6" w:tplc="0809000F" w:tentative="1">
+      <w:start w:val="1"/>
+      <w:numFmt w:val="decimal"/>
+      <w:lvlText w:val="%7."/>
+      <w:lvlJc w:val="left"/>
+      <w:pPr>
+        <w:ind w:left="5040" w:hanging="360"/>
+      </w:pPr>
+    </w:lvl>
+    <w:lvl w:ilvl="7" w:tplc="08090019" w:tentative="1">
+      <w:start w:val="1"/>
+      <w:numFmt w:val="lowerLetter"/>
+      <w:lvlText w:val="%8."/>
+      <w:lvlJc w:val="left"/>
+      <w:pPr>
+        <w:ind w:left="5760" w:hanging="360"/>
+      </w:pPr>
+    </w:lvl>
+    <w:lvl w:ilvl="8" w:tplc="0809001B" w:tentative="1">
+      <w:start w:val="1"/>
+      <w:numFmt w:val="lowerRoman"/>
+      <w:lvlText w:val="%9."/>
+      <w:lvlJc w:val="right"/>
+      <w:pPr>
+        <w:ind w:left="6480" w:hanging="180"/>
+      </w:pPr>
+    </w:lvl>
+  </w:abstractNum>
+  <w:abstractNum w:abstractNumId="9" w15:restartNumberingAfterBreak="0">
+    <w:nsid w:val="3B0279A5"/>
+    <w:multiLevelType w:val="hybridMultilevel"/>
+    <w:tmpl w:val="B10C8AD4"/>
+    <w:lvl w:ilvl="0" w:tplc="2E445EBC">
+      <w:start w:val="1"/>
+      <w:numFmt w:val="bullet"/>
+      <w:lvlText w:val="-"/>
+      <w:lvlJc w:val="left"/>
+      <w:pPr>
+        <w:ind w:left="720" w:hanging="360"/>
+      </w:pPr>
+      <w:rPr>
+        <w:rFonts w:ascii="Times New Roman" w:eastAsia="Times New Roman" w:hAnsi="Times New Roman" w:cs="Times New Roman" w:hint="default"/>
+      </w:rPr>
+    </w:lvl>
+    <w:lvl w:ilvl="1" w:tplc="08090003">
+      <w:start w:val="1"/>
+      <w:numFmt w:val="bullet"/>
+      <w:lvlText w:val="o"/>
+      <w:lvlJc w:val="left"/>
+      <w:pPr>
+        <w:ind w:left="1440" w:hanging="360"/>
+      </w:pPr>
+      <w:rPr>
+        <w:rFonts w:ascii="Courier New" w:hAnsi="Courier New" w:cs="Courier New" w:hint="default"/>
+      </w:rPr>
+    </w:lvl>
+    <w:lvl w:ilvl="2" w:tplc="08090005" w:tentative="1">
+      <w:start w:val="1"/>
+      <w:numFmt w:val="bullet"/>
+      <w:lvlText w:val=""/>
+      <w:lvlJc w:val="left"/>
+      <w:pPr>
+        <w:ind w:left="2160" w:hanging="360"/>
+      </w:pPr>
+      <w:rPr>
+        <w:rFonts w:ascii="Wingdings" w:hAnsi="Wingdings" w:hint="default"/>
+      </w:rPr>
+    </w:lvl>
+    <w:lvl w:ilvl="3" w:tplc="08090001" w:tentative="1">
+      <w:start w:val="1"/>
+      <w:numFmt w:val="bullet"/>
+      <w:lvlText w:val=""/>
+      <w:lvlJc w:val="left"/>
+      <w:pPr>
+        <w:ind w:left="2880" w:hanging="360"/>
+      </w:pPr>
+      <w:rPr>
+        <w:rFonts w:ascii="Symbol" w:hAnsi="Symbol" w:hint="default"/>
+      </w:rPr>
+    </w:lvl>
+    <w:lvl w:ilvl="4" w:tplc="08090003" w:tentative="1">
+      <w:start w:val="1"/>
+      <w:numFmt w:val="bullet"/>
+      <w:lvlText w:val="o"/>
+      <w:lvlJc w:val="left"/>
+      <w:pPr>
+        <w:ind w:left="3600" w:hanging="360"/>
+      </w:pPr>
+      <w:rPr>
+        <w:rFonts w:ascii="Courier New" w:hAnsi="Courier New" w:cs="Courier New" w:hint="default"/>
+      </w:rPr>
+    </w:lvl>
+    <w:lvl w:ilvl="5" w:tplc="08090005" w:tentative="1">
+      <w:start w:val="1"/>
+      <w:numFmt w:val="bullet"/>
+      <w:lvlText w:val=""/>
+      <w:lvlJc w:val="left"/>
+      <w:pPr>
+        <w:ind w:left="4320" w:hanging="360"/>
+      </w:pPr>
+      <w:rPr>
+        <w:rFonts w:ascii="Wingdings" w:hAnsi="Wingdings" w:hint="default"/>
+      </w:rPr>
+    </w:lvl>
+    <w:lvl w:ilvl="6" w:tplc="08090001" w:tentative="1">
+      <w:start w:val="1"/>
+      <w:numFmt w:val="bullet"/>
+      <w:lvlText w:val=""/>
+      <w:lvlJc w:val="left"/>
+      <w:pPr>
+        <w:ind w:left="5040" w:hanging="360"/>
+      </w:pPr>
+      <w:rPr>
+        <w:rFonts w:ascii="Symbol" w:hAnsi="Symbol" w:hint="default"/>
+      </w:rPr>
+    </w:lvl>
+    <w:lvl w:ilvl="7" w:tplc="08090003" w:tentative="1">
+      <w:start w:val="1"/>
+      <w:numFmt w:val="bullet"/>
+      <w:lvlText w:val="o"/>
+      <w:lvlJc w:val="left"/>
+      <w:pPr>
+        <w:ind w:left="5760" w:hanging="360"/>
+      </w:pPr>
+      <w:rPr>
+        <w:rFonts w:ascii="Courier New" w:hAnsi="Courier New" w:cs="Courier New" w:hint="default"/>
+      </w:rPr>
+    </w:lvl>
+    <w:lvl w:ilvl="8" w:tplc="08090005" w:tentative="1">
+      <w:start w:val="1"/>
+      <w:numFmt w:val="bullet"/>
+      <w:lvlText w:val=""/>
+      <w:lvlJc w:val="left"/>
+      <w:pPr>
+        <w:ind w:left="6480" w:hanging="360"/>
+      </w:pPr>
+      <w:rPr>
+        <w:rFonts w:ascii="Wingdings" w:hAnsi="Wingdings" w:hint="default"/>
+      </w:rPr>
+    </w:lvl>
+  </w:abstractNum>
   <w:abstractNum w:abstractNumId="10" w15:restartNumberingAfterBreak="0">
-    <w:nsid w:val="660803B7"/>
+    <w:nsid w:val="4D087EE0"/>
     <w:multiLevelType w:val="multilevel"/>
-    <w:tmpl w:val="612C6104"/>
+    <w:tmpl w:val="522E33DE"/>
     <w:lvl w:ilvl="0">
       <w:start w:val="1"/>
       <w:numFmt w:val="bullet"/>
@@ -13551,122 +13842,9 @@
     </w:lvl>
   </w:abstractNum>
   <w:abstractNum w:abstractNumId="11" w15:restartNumberingAfterBreak="0">
-    <w:nsid w:val="6D094785"/>
+    <w:nsid w:val="568C13CA"/>
     <w:multiLevelType w:val="multilevel"/>
-    <w:tmpl w:val="FE7CA718"/>
-    <w:lvl w:ilvl="0">
-      <w:start w:val="1"/>
-      <w:numFmt w:val="decimal"/>
-      <w:lvlText w:val="%1."/>
-      <w:lvlJc w:val="left"/>
-      <w:pPr>
-        <w:tabs>
-          <w:tab w:val="num" w:pos="720"/>
-        </w:tabs>
-        <w:ind w:left="720" w:hanging="360"/>
-      </w:pPr>
-    </w:lvl>
-    <w:lvl w:ilvl="1" w:tentative="1">
-      <w:start w:val="1"/>
-      <w:numFmt w:val="decimal"/>
-      <w:lvlText w:val="%2."/>
-      <w:lvlJc w:val="left"/>
-      <w:pPr>
-        <w:tabs>
-          <w:tab w:val="num" w:pos="1440"/>
-        </w:tabs>
-        <w:ind w:left="1440" w:hanging="360"/>
-      </w:pPr>
-    </w:lvl>
-    <w:lvl w:ilvl="2" w:tentative="1">
-      <w:start w:val="1"/>
-      <w:numFmt w:val="decimal"/>
-      <w:lvlText w:val="%3."/>
-      <w:lvlJc w:val="left"/>
-      <w:pPr>
-        <w:tabs>
-          <w:tab w:val="num" w:pos="2160"/>
-        </w:tabs>
-        <w:ind w:left="2160" w:hanging="360"/>
-      </w:pPr>
-    </w:lvl>
-    <w:lvl w:ilvl="3" w:tentative="1">
-      <w:start w:val="1"/>
-      <w:numFmt w:val="decimal"/>
-      <w:lvlText w:val="%4."/>
-      <w:lvlJc w:val="left"/>
-      <w:pPr>
-        <w:tabs>
-          <w:tab w:val="num" w:pos="2880"/>
-        </w:tabs>
-        <w:ind w:left="2880" w:hanging="360"/>
-      </w:pPr>
-    </w:lvl>
-    <w:lvl w:ilvl="4" w:tentative="1">
-      <w:start w:val="1"/>
-      <w:numFmt w:val="decimal"/>
-      <w:lvlText w:val="%5."/>
-      <w:lvlJc w:val="left"/>
-      <w:pPr>
-        <w:tabs>
-          <w:tab w:val="num" w:pos="3600"/>
-        </w:tabs>
-        <w:ind w:left="3600" w:hanging="360"/>
-      </w:pPr>
-    </w:lvl>
-    <w:lvl w:ilvl="5" w:tentative="1">
-      <w:start w:val="1"/>
-      <w:numFmt w:val="decimal"/>
-      <w:lvlText w:val="%6."/>
-      <w:lvlJc w:val="left"/>
-      <w:pPr>
-        <w:tabs>
-          <w:tab w:val="num" w:pos="4320"/>
-        </w:tabs>
-        <w:ind w:left="4320" w:hanging="360"/>
-      </w:pPr>
-    </w:lvl>
-    <w:lvl w:ilvl="6" w:tentative="1">
-      <w:start w:val="1"/>
-      <w:numFmt w:val="decimal"/>
-      <w:lvlText w:val="%7."/>
-      <w:lvlJc w:val="left"/>
-      <w:pPr>
-        <w:tabs>
-          <w:tab w:val="num" w:pos="5040"/>
-        </w:tabs>
-        <w:ind w:left="5040" w:hanging="360"/>
-      </w:pPr>
-    </w:lvl>
-    <w:lvl w:ilvl="7" w:tentative="1">
-      <w:start w:val="1"/>
-      <w:numFmt w:val="decimal"/>
-      <w:lvlText w:val="%8."/>
-      <w:lvlJc w:val="left"/>
-      <w:pPr>
-        <w:tabs>
-          <w:tab w:val="num" w:pos="5760"/>
-        </w:tabs>
-        <w:ind w:left="5760" w:hanging="360"/>
-      </w:pPr>
-    </w:lvl>
-    <w:lvl w:ilvl="8" w:tentative="1">
-      <w:start w:val="1"/>
-      <w:numFmt w:val="decimal"/>
-      <w:lvlText w:val="%9."/>
-      <w:lvlJc w:val="left"/>
-      <w:pPr>
-        <w:tabs>
-          <w:tab w:val="num" w:pos="6480"/>
-        </w:tabs>
-        <w:ind w:left="6480" w:hanging="360"/>
-      </w:pPr>
-    </w:lvl>
-  </w:abstractNum>
-  <w:abstractNum w:abstractNumId="12" w15:restartNumberingAfterBreak="0">
-    <w:nsid w:val="721A2292"/>
-    <w:multiLevelType w:val="multilevel"/>
-    <w:tmpl w:val="0780212A"/>
+    <w:tmpl w:val="C32AB718"/>
     <w:lvl w:ilvl="0">
       <w:start w:val="1"/>
       <w:numFmt w:val="bullet"/>
@@ -13812,10 +13990,10 @@
       </w:rPr>
     </w:lvl>
   </w:abstractNum>
-  <w:abstractNum w:abstractNumId="13" w15:restartNumberingAfterBreak="0">
-    <w:nsid w:val="723767FC"/>
+  <w:abstractNum w:abstractNumId="12" w15:restartNumberingAfterBreak="0">
+    <w:nsid w:val="660803B7"/>
     <w:multiLevelType w:val="multilevel"/>
-    <w:tmpl w:val="F3C2FAF6"/>
+    <w:tmpl w:val="612C6104"/>
     <w:lvl w:ilvl="0">
       <w:start w:val="1"/>
       <w:numFmt w:val="bullet"/>
@@ -13961,10 +14139,123 @@
       </w:rPr>
     </w:lvl>
   </w:abstractNum>
+  <w:abstractNum w:abstractNumId="13" w15:restartNumberingAfterBreak="0">
+    <w:nsid w:val="6D094785"/>
+    <w:multiLevelType w:val="multilevel"/>
+    <w:tmpl w:val="FE7CA718"/>
+    <w:lvl w:ilvl="0">
+      <w:start w:val="1"/>
+      <w:numFmt w:val="decimal"/>
+      <w:lvlText w:val="%1."/>
+      <w:lvlJc w:val="left"/>
+      <w:pPr>
+        <w:tabs>
+          <w:tab w:val="num" w:pos="720"/>
+        </w:tabs>
+        <w:ind w:left="720" w:hanging="360"/>
+      </w:pPr>
+    </w:lvl>
+    <w:lvl w:ilvl="1" w:tentative="1">
+      <w:start w:val="1"/>
+      <w:numFmt w:val="decimal"/>
+      <w:lvlText w:val="%2."/>
+      <w:lvlJc w:val="left"/>
+      <w:pPr>
+        <w:tabs>
+          <w:tab w:val="num" w:pos="1440"/>
+        </w:tabs>
+        <w:ind w:left="1440" w:hanging="360"/>
+      </w:pPr>
+    </w:lvl>
+    <w:lvl w:ilvl="2" w:tentative="1">
+      <w:start w:val="1"/>
+      <w:numFmt w:val="decimal"/>
+      <w:lvlText w:val="%3."/>
+      <w:lvlJc w:val="left"/>
+      <w:pPr>
+        <w:tabs>
+          <w:tab w:val="num" w:pos="2160"/>
+        </w:tabs>
+        <w:ind w:left="2160" w:hanging="360"/>
+      </w:pPr>
+    </w:lvl>
+    <w:lvl w:ilvl="3" w:tentative="1">
+      <w:start w:val="1"/>
+      <w:numFmt w:val="decimal"/>
+      <w:lvlText w:val="%4."/>
+      <w:lvlJc w:val="left"/>
+      <w:pPr>
+        <w:tabs>
+          <w:tab w:val="num" w:pos="2880"/>
+        </w:tabs>
+        <w:ind w:left="2880" w:hanging="360"/>
+      </w:pPr>
+    </w:lvl>
+    <w:lvl w:ilvl="4" w:tentative="1">
+      <w:start w:val="1"/>
+      <w:numFmt w:val="decimal"/>
+      <w:lvlText w:val="%5."/>
+      <w:lvlJc w:val="left"/>
+      <w:pPr>
+        <w:tabs>
+          <w:tab w:val="num" w:pos="3600"/>
+        </w:tabs>
+        <w:ind w:left="3600" w:hanging="360"/>
+      </w:pPr>
+    </w:lvl>
+    <w:lvl w:ilvl="5" w:tentative="1">
+      <w:start w:val="1"/>
+      <w:numFmt w:val="decimal"/>
+      <w:lvlText w:val="%6."/>
+      <w:lvlJc w:val="left"/>
+      <w:pPr>
+        <w:tabs>
+          <w:tab w:val="num" w:pos="4320"/>
+        </w:tabs>
+        <w:ind w:left="4320" w:hanging="360"/>
+      </w:pPr>
+    </w:lvl>
+    <w:lvl w:ilvl="6" w:tentative="1">
+      <w:start w:val="1"/>
+      <w:numFmt w:val="decimal"/>
+      <w:lvlText w:val="%7."/>
+      <w:lvlJc w:val="left"/>
+      <w:pPr>
+        <w:tabs>
+          <w:tab w:val="num" w:pos="5040"/>
+        </w:tabs>
+        <w:ind w:left="5040" w:hanging="360"/>
+      </w:pPr>
+    </w:lvl>
+    <w:lvl w:ilvl="7" w:tentative="1">
+      <w:start w:val="1"/>
+      <w:numFmt w:val="decimal"/>
+      <w:lvlText w:val="%8."/>
+      <w:lvlJc w:val="left"/>
+      <w:pPr>
+        <w:tabs>
+          <w:tab w:val="num" w:pos="5760"/>
+        </w:tabs>
+        <w:ind w:left="5760" w:hanging="360"/>
+      </w:pPr>
+    </w:lvl>
+    <w:lvl w:ilvl="8" w:tentative="1">
+      <w:start w:val="1"/>
+      <w:numFmt w:val="decimal"/>
+      <w:lvlText w:val="%9."/>
+      <w:lvlJc w:val="left"/>
+      <w:pPr>
+        <w:tabs>
+          <w:tab w:val="num" w:pos="6480"/>
+        </w:tabs>
+        <w:ind w:left="6480" w:hanging="360"/>
+      </w:pPr>
+    </w:lvl>
+  </w:abstractNum>
   <w:abstractNum w:abstractNumId="14" w15:restartNumberingAfterBreak="0">
-    <w:nsid w:val="74FC39AA"/>
+    <w:nsid w:val="721A2292"/>
     <w:multiLevelType w:val="multilevel"/>
-    <w:tmpl w:val="E1365852"/>
+    <w:tmpl w:val="0780212A"/>
     <w:lvl w:ilvl="0">
       <w:start w:val="1"/>
       <w:numFmt w:val="bullet"/>
@@ -14110,50 +14401,354 @@
       </w:rPr>
     </w:lvl>
   </w:abstractNum>
+  <w:abstractNum w:abstractNumId="15" w15:restartNumberingAfterBreak="0">
+    <w:nsid w:val="723767FC"/>
+    <w:multiLevelType w:val="multilevel"/>
+    <w:tmpl w:val="F3C2FAF6"/>
+    <w:lvl w:ilvl="0">
+      <w:start w:val="1"/>
+      <w:numFmt w:val="bullet"/>
+      <w:lvlText w:val=""/>
+      <w:lvlJc w:val="left"/>
+      <w:pPr>
+        <w:tabs>
+          <w:tab w:val="num" w:pos="720"/>
+        </w:tabs>
+        <w:ind w:left="720" w:hanging="360"/>
+      </w:pPr>
+      <w:rPr>
+        <w:rFonts w:ascii="Symbol" w:hAnsi="Symbol" w:hint="default"/>
+        <w:sz w:val="20"/>
+      </w:rPr>
+    </w:lvl>
+    <w:lvl w:ilvl="1" w:tentative="1">
+      <w:start w:val="1"/>
+      <w:numFmt w:val="bullet"/>
+      <w:lvlText w:val="o"/>
+      <w:lvlJc w:val="left"/>
+      <w:pPr>
+        <w:tabs>
+          <w:tab w:val="num" w:pos="1440"/>
+        </w:tabs>
+        <w:ind w:left="1440" w:hanging="360"/>
+      </w:pPr>
+      <w:rPr>
+        <w:rFonts w:ascii="Courier New" w:hAnsi="Courier New" w:hint="default"/>
+        <w:sz w:val="20"/>
+      </w:rPr>
+    </w:lvl>
+    <w:lvl w:ilvl="2" w:tentative="1">
+      <w:start w:val="1"/>
+      <w:numFmt w:val="bullet"/>
+      <w:lvlText w:val=""/>
+      <w:lvlJc w:val="left"/>
+      <w:pPr>
+        <w:tabs>
+          <w:tab w:val="num" w:pos="2160"/>
+        </w:tabs>
+        <w:ind w:left="2160" w:hanging="360"/>
+      </w:pPr>
+      <w:rPr>
+        <w:rFonts w:ascii="Wingdings" w:hAnsi="Wingdings" w:hint="default"/>
+        <w:sz w:val="20"/>
+      </w:rPr>
+    </w:lvl>
+    <w:lvl w:ilvl="3" w:tentative="1">
+      <w:start w:val="1"/>
+      <w:numFmt w:val="bullet"/>
+      <w:lvlText w:val=""/>
+      <w:lvlJc w:val="left"/>
+      <w:pPr>
+        <w:tabs>
+          <w:tab w:val="num" w:pos="2880"/>
+        </w:tabs>
+        <w:ind w:left="2880" w:hanging="360"/>
+      </w:pPr>
+      <w:rPr>
+        <w:rFonts w:ascii="Wingdings" w:hAnsi="Wingdings" w:hint="default"/>
+        <w:sz w:val="20"/>
+      </w:rPr>
+    </w:lvl>
+    <w:lvl w:ilvl="4" w:tentative="1">
+      <w:start w:val="1"/>
+      <w:numFmt w:val="bullet"/>
+      <w:lvlText w:val=""/>
+      <w:lvlJc w:val="left"/>
+      <w:pPr>
+        <w:tabs>
+          <w:tab w:val="num" w:pos="3600"/>
+        </w:tabs>
+        <w:ind w:left="3600" w:hanging="360"/>
+      </w:pPr>
+      <w:rPr>
+        <w:rFonts w:ascii="Wingdings" w:hAnsi="Wingdings" w:hint="default"/>
+        <w:sz w:val="20"/>
+      </w:rPr>
+    </w:lvl>
+    <w:lvl w:ilvl="5" w:tentative="1">
+      <w:start w:val="1"/>
+      <w:numFmt w:val="bullet"/>
+      <w:lvlText w:val=""/>
+      <w:lvlJc w:val="left"/>
+      <w:pPr>
+        <w:tabs>
+          <w:tab w:val="num" w:pos="4320"/>
+        </w:tabs>
+        <w:ind w:left="4320" w:hanging="360"/>
+      </w:pPr>
+      <w:rPr>
+        <w:rFonts w:ascii="Wingdings" w:hAnsi="Wingdings" w:hint="default"/>
+        <w:sz w:val="20"/>
+      </w:rPr>
+    </w:lvl>
+    <w:lvl w:ilvl="6" w:tentative="1">
+      <w:start w:val="1"/>
+      <w:numFmt w:val="bullet"/>
+      <w:lvlText w:val=""/>
+      <w:lvlJc w:val="left"/>
+      <w:pPr>
+        <w:tabs>
+          <w:tab w:val="num" w:pos="5040"/>
+        </w:tabs>
+        <w:ind w:left="5040" w:hanging="360"/>
+      </w:pPr>
+      <w:rPr>
+        <w:rFonts w:ascii="Wingdings" w:hAnsi="Wingdings" w:hint="default"/>
+        <w:sz w:val="20"/>
+      </w:rPr>
+    </w:lvl>
+    <w:lvl w:ilvl="7" w:tentative="1">
+      <w:start w:val="1"/>
+      <w:numFmt w:val="bullet"/>
+      <w:lvlText w:val=""/>
+      <w:lvlJc w:val="left"/>
+      <w:pPr>
+        <w:tabs>
+          <w:tab w:val="num" w:pos="5760"/>
+        </w:tabs>
+        <w:ind w:left="5760" w:hanging="360"/>
+      </w:pPr>
+      <w:rPr>
+        <w:rFonts w:ascii="Wingdings" w:hAnsi="Wingdings" w:hint="default"/>
+        <w:sz w:val="20"/>
+      </w:rPr>
+    </w:lvl>
+    <w:lvl w:ilvl="8" w:tentative="1">
+      <w:start w:val="1"/>
+      <w:numFmt w:val="bullet"/>
+      <w:lvlText w:val=""/>
+      <w:lvlJc w:val="left"/>
+      <w:pPr>
+        <w:tabs>
+          <w:tab w:val="num" w:pos="6480"/>
+        </w:tabs>
+        <w:ind w:left="6480" w:hanging="360"/>
+      </w:pPr>
+      <w:rPr>
+        <w:rFonts w:ascii="Wingdings" w:hAnsi="Wingdings" w:hint="default"/>
+        <w:sz w:val="20"/>
+      </w:rPr>
+    </w:lvl>
+  </w:abstractNum>
+  <w:abstractNum w:abstractNumId="16" w15:restartNumberingAfterBreak="0">
+    <w:nsid w:val="74FC39AA"/>
+    <w:multiLevelType w:val="multilevel"/>
+    <w:tmpl w:val="E1365852"/>
+    <w:lvl w:ilvl="0">
+      <w:start w:val="1"/>
+      <w:numFmt w:val="bullet"/>
+      <w:lvlText w:val=""/>
+      <w:lvlJc w:val="left"/>
+      <w:pPr>
+        <w:tabs>
+          <w:tab w:val="num" w:pos="720"/>
+        </w:tabs>
+        <w:ind w:left="720" w:hanging="360"/>
+      </w:pPr>
+      <w:rPr>
+        <w:rFonts w:ascii="Symbol" w:hAnsi="Symbol" w:hint="default"/>
+        <w:sz w:val="20"/>
+      </w:rPr>
+    </w:lvl>
+    <w:lvl w:ilvl="1" w:tentative="1">
+      <w:start w:val="1"/>
+      <w:numFmt w:val="bullet"/>
+      <w:lvlText w:val="o"/>
+      <w:lvlJc w:val="left"/>
+      <w:pPr>
+        <w:tabs>
+          <w:tab w:val="num" w:pos="1440"/>
+        </w:tabs>
+        <w:ind w:left="1440" w:hanging="360"/>
+      </w:pPr>
+      <w:rPr>
+        <w:rFonts w:ascii="Courier New" w:hAnsi="Courier New" w:hint="default"/>
+        <w:sz w:val="20"/>
+      </w:rPr>
+    </w:lvl>
+    <w:lvl w:ilvl="2" w:tentative="1">
+      <w:start w:val="1"/>
+      <w:numFmt w:val="bullet"/>
+      <w:lvlText w:val=""/>
+      <w:lvlJc w:val="left"/>
+      <w:pPr>
+        <w:tabs>
+          <w:tab w:val="num" w:pos="2160"/>
+        </w:tabs>
+        <w:ind w:left="2160" w:hanging="360"/>
+      </w:pPr>
+      <w:rPr>
+        <w:rFonts w:ascii="Wingdings" w:hAnsi="Wingdings" w:hint="default"/>
+        <w:sz w:val="20"/>
+      </w:rPr>
+    </w:lvl>
+    <w:lvl w:ilvl="3" w:tentative="1">
+      <w:start w:val="1"/>
+      <w:numFmt w:val="bullet"/>
+      <w:lvlText w:val=""/>
+      <w:lvlJc w:val="left"/>
+      <w:pPr>
+        <w:tabs>
+          <w:tab w:val="num" w:pos="2880"/>
+        </w:tabs>
+        <w:ind w:left="2880" w:hanging="360"/>
+      </w:pPr>
+      <w:rPr>
+        <w:rFonts w:ascii="Wingdings" w:hAnsi="Wingdings" w:hint="default"/>
+        <w:sz w:val="20"/>
+      </w:rPr>
+    </w:lvl>
+    <w:lvl w:ilvl="4" w:tentative="1">
+      <w:start w:val="1"/>
+      <w:numFmt w:val="bullet"/>
+      <w:lvlText w:val=""/>
+      <w:lvlJc w:val="left"/>
+      <w:pPr>
+        <w:tabs>
+          <w:tab w:val="num" w:pos="3600"/>
+        </w:tabs>
+        <w:ind w:left="3600" w:hanging="360"/>
+      </w:pPr>
+      <w:rPr>
+        <w:rFonts w:ascii="Wingdings" w:hAnsi="Wingdings" w:hint="default"/>
+        <w:sz w:val="20"/>
+      </w:rPr>
+    </w:lvl>
+    <w:lvl w:ilvl="5" w:tentative="1">
+      <w:start w:val="1"/>
+      <w:numFmt w:val="bullet"/>
+      <w:lvlText w:val=""/>
+      <w:lvlJc w:val="left"/>
+      <w:pPr>
+        <w:tabs>
+          <w:tab w:val="num" w:pos="4320"/>
+        </w:tabs>
+        <w:ind w:left="4320" w:hanging="360"/>
+      </w:pPr>
+      <w:rPr>
+        <w:rFonts w:ascii="Wingdings" w:hAnsi="Wingdings" w:hint="default"/>
+        <w:sz w:val="20"/>
+      </w:rPr>
+    </w:lvl>
+    <w:lvl w:ilvl="6" w:tentative="1">
+      <w:start w:val="1"/>
+      <w:numFmt w:val="bullet"/>
+      <w:lvlText w:val=""/>
+      <w:lvlJc w:val="left"/>
+      <w:pPr>
+        <w:tabs>
+          <w:tab w:val="num" w:pos="5040"/>
+        </w:tabs>
+        <w:ind w:left="5040" w:hanging="360"/>
+      </w:pPr>
+      <w:rPr>
+        <w:rFonts w:ascii="Wingdings" w:hAnsi="Wingdings" w:hint="default"/>
+        <w:sz w:val="20"/>
+      </w:rPr>
+    </w:lvl>
+    <w:lvl w:ilvl="7" w:tentative="1">
+      <w:start w:val="1"/>
+      <w:numFmt w:val="bullet"/>
+      <w:lvlText w:val=""/>
+      <w:lvlJc w:val="left"/>
+      <w:pPr>
+        <w:tabs>
+          <w:tab w:val="num" w:pos="5760"/>
+        </w:tabs>
+        <w:ind w:left="5760" w:hanging="360"/>
+      </w:pPr>
+      <w:rPr>
+        <w:rFonts w:ascii="Wingdings" w:hAnsi="Wingdings" w:hint="default"/>
+        <w:sz w:val="20"/>
+      </w:rPr>
+    </w:lvl>
+    <w:lvl w:ilvl="8" w:tentative="1">
+      <w:start w:val="1"/>
+      <w:numFmt w:val="bullet"/>
+      <w:lvlText w:val=""/>
+      <w:lvlJc w:val="left"/>
+      <w:pPr>
+        <w:tabs>
+          <w:tab w:val="num" w:pos="6480"/>
+        </w:tabs>
+        <w:ind w:left="6480" w:hanging="360"/>
+      </w:pPr>
+      <w:rPr>
+        <w:rFonts w:ascii="Wingdings" w:hAnsi="Wingdings" w:hint="default"/>
+        <w:sz w:val="20"/>
+      </w:rPr>
+    </w:lvl>
+  </w:abstractNum>
   <w:num w:numId="1" w16cid:durableId="996959706">
-    <w:abstractNumId w:val="13"/>
+    <w:abstractNumId w:val="15"/>
   </w:num>
   <w:num w:numId="2" w16cid:durableId="368921388">
-    <w:abstractNumId w:val="3"/>
+    <w:abstractNumId w:val="4"/>
   </w:num>
   <w:num w:numId="3" w16cid:durableId="686062723">
-    <w:abstractNumId w:val="5"/>
+    <w:abstractNumId w:val="6"/>
   </w:num>
   <w:num w:numId="4" w16cid:durableId="1830443844">
-    <w:abstractNumId w:val="14"/>
+    <w:abstractNumId w:val="16"/>
   </w:num>
   <w:num w:numId="5" w16cid:durableId="826018676">
     <w:abstractNumId w:val="1"/>
   </w:num>
   <w:num w:numId="6" w16cid:durableId="1768312022">
-    <w:abstractNumId w:val="2"/>
+    <w:abstractNumId w:val="3"/>
   </w:num>
   <w:num w:numId="7" w16cid:durableId="1340042235">
     <w:abstractNumId w:val="0"/>
   </w:num>
   <w:num w:numId="8" w16cid:durableId="1452044072">
+    <w:abstractNumId w:val="11"/>
+  </w:num>
+  <w:num w:numId="9" w16cid:durableId="1137912840">
+    <w:abstractNumId w:val="5"/>
+  </w:num>
+  <w:num w:numId="10" w16cid:durableId="912616954">
+    <w:abstractNumId w:val="12"/>
+  </w:num>
+  <w:num w:numId="11" w16cid:durableId="1438788503">
+    <w:abstractNumId w:val="14"/>
+  </w:num>
+  <w:num w:numId="12" w16cid:durableId="1482113556">
+    <w:abstractNumId w:val="13"/>
+  </w:num>
+  <w:num w:numId="13" w16cid:durableId="871112016">
+    <w:abstractNumId w:val="8"/>
+  </w:num>
+  <w:num w:numId="14" w16cid:durableId="699820246">
     <w:abstractNumId w:val="9"/>
   </w:num>
-  <w:num w:numId="9" w16cid:durableId="1137912840">
-    <w:abstractNumId w:val="4"/>
+  <w:num w:numId="15" w16cid:durableId="1760103844">
+    <w:abstractNumId w:val="7"/>
   </w:num>
-  <w:num w:numId="10" w16cid:durableId="912616954">
+  <w:num w:numId="16" w16cid:durableId="260261619">
     <w:abstractNumId w:val="10"/>
   </w:num>
-  <w:num w:numId="11" w16cid:durableId="1438788503">
-    <w:abstractNumId w:val="12"/>
-  </w:num>
-  <w:num w:numId="12" w16cid:durableId="1482113556">
-    <w:abstractNumId w:val="11"/>
-  </w:num>
-  <w:num w:numId="13" w16cid:durableId="871112016">
-    <w:abstractNumId w:val="7"/>
-  </w:num>
-  <w:num w:numId="14" w16cid:durableId="699820246">
-    <w:abstractNumId w:val="8"/>
-  </w:num>
-  <w:num w:numId="15" w16cid:durableId="1760103844">
-    <w:abstractNumId w:val="6"/>
+  <w:num w:numId="17" w16cid:durableId="1515875056">
+    <w:abstractNumId w:val="2"/>
   </w:num>
 </w:numbering>
 </file>
